--- a/Instructions_UpdatingFiles_EachYear.docx
+++ b/Instructions_UpdatingFiles_EachYear.docx
@@ -20,107 +20,69 @@
     </w:p>
     <w:p>
       <w:pPr>
-        <w:ind w:left="720" w:hanging="360"/>
-      </w:pPr>
-      <w:r>
-        <w:t xml:space="preserve">Have R. </w:t>
-      </w:r>
-    </w:p>
-    <w:p>
-      <w:pPr>
-        <w:ind w:left="720" w:hanging="360"/>
-      </w:pPr>
-      <w:r>
-        <w:t xml:space="preserve">Have a GitHub Account. </w:t>
-      </w:r>
-    </w:p>
-    <w:p>
-      <w:pPr>
-        <w:ind w:left="720" w:hanging="360"/>
-      </w:pPr>
-      <w:r>
-        <w:t>Connect to GitHub</w:t>
-      </w:r>
-      <w:r>
-        <w:t xml:space="preserve"> </w:t>
-      </w:r>
-      <w:r>
-        <w:t>with SSH</w:t>
-      </w:r>
-    </w:p>
-    <w:p>
-      <w:pPr>
         <w:pStyle w:val="ListParagraph"/>
         <w:numPr>
           <w:ilvl w:val="0"/>
-          <w:numId w:val="2"/>
+          <w:numId w:val="4"/>
         </w:numPr>
       </w:pPr>
-      <w:r>
-        <w:t>Get ssh key</w:t>
-      </w:r>
-    </w:p>
-    <w:p>
-      <w:r>
-        <w:t xml:space="preserve">Ls -/.ssh    </w:t>
-      </w:r>
-      <w:r>
-        <w:sym w:font="Wingdings" w:char="F0DF"/>
-      </w:r>
-      <w:r>
-        <w:t xml:space="preserve"> tells you if you have SSH key. </w:t>
-      </w:r>
-    </w:p>
-    <w:p>
-      <w:r>
-        <w:t>Add more steps here later</w:t>
-      </w:r>
-    </w:p>
-    <w:p/>
-    <w:p>
-      <w:pPr>
-        <w:ind w:left="720" w:hanging="360"/>
-      </w:pPr>
-      <w:r>
-        <w:t>Pull Files for Fiscal-Futures-Topics.</w:t>
-      </w:r>
-    </w:p>
-    <w:p>
-      <w:pPr>
-        <w:ind w:left="720" w:hanging="360"/>
-      </w:pPr>
-    </w:p>
-    <w:p>
-      <w:pPr>
-        <w:ind w:left="720" w:hanging="360"/>
-      </w:pPr>
-    </w:p>
-    <w:p>
-      <w:pPr>
-        <w:ind w:left="720" w:hanging="360"/>
-      </w:pPr>
+      <w:hyperlink r:id="rId5" w:history="1">
+        <w:r>
+          <w:rPr>
+            <w:rStyle w:val="Hyperlink"/>
+          </w:rPr>
+          <w:t>Download</w:t>
+        </w:r>
+        <w:r>
+          <w:rPr>
+            <w:rStyle w:val="Hyperlink"/>
+          </w:rPr>
+          <w:t xml:space="preserve"> R</w:t>
+        </w:r>
+        <w:r>
+          <w:rPr>
+            <w:rStyle w:val="Hyperlink"/>
+          </w:rPr>
+          <w:t xml:space="preserve"> &amp; Rstudio</w:t>
+        </w:r>
+      </w:hyperlink>
+      <w:r>
+        <w:t xml:space="preserve"> </w:t>
+      </w:r>
+      <w:r>
+        <w:t xml:space="preserve">(or Positron) </w:t>
+      </w:r>
+      <w:r>
+        <w:t>onto your computer</w:t>
+      </w:r>
+      <w:r>
+        <w:t xml:space="preserve">. </w:t>
+      </w:r>
     </w:p>
     <w:p>
       <w:pPr>
         <w:pStyle w:val="ListParagraph"/>
         <w:numPr>
           <w:ilvl w:val="0"/>
-          <w:numId w:val="1"/>
+          <w:numId w:val="4"/>
         </w:numPr>
       </w:pPr>
-      <w:r>
-        <w:t>Move FOIA-ed files from GOMB into Fiscal-Future-Topics/inputs/</w:t>
-      </w:r>
-      <w:proofErr w:type="spellStart"/>
-      <w:r>
-        <w:t>ioc_data_received</w:t>
-      </w:r>
-      <w:proofErr w:type="spellEnd"/>
-      <w:r>
-        <w:t>/ expenditures or the revenues folder</w:t>
-      </w:r>
-      <w:r>
-        <w:t>.</w:t>
+      <w:hyperlink r:id="rId6" w:history="1">
+        <w:r>
+          <w:rPr>
+            <w:rStyle w:val="Hyperlink"/>
+          </w:rPr>
+          <w:t>Download Git</w:t>
+        </w:r>
+      </w:hyperlink>
+      <w:r>
+        <w:t xml:space="preserve"> so your computer can talk to </w:t>
+      </w:r>
+      <w:r>
+        <w:t>GitHub</w:t>
+      </w:r>
+      <w:r>
+        <w:t xml:space="preserve">. </w:t>
       </w:r>
     </w:p>
     <w:p>
@@ -128,14 +90,281 @@
         <w:pStyle w:val="ListParagraph"/>
         <w:numPr>
           <w:ilvl w:val="0"/>
-          <w:numId w:val="1"/>
+          <w:numId w:val="4"/>
         </w:numPr>
       </w:pPr>
       <w:r>
+        <w:t>Have a GitHub Account</w:t>
+      </w:r>
+      <w:r>
+        <w:t xml:space="preserve"> (if you are going to be editing the website or in charge of the IGPA page)</w:t>
+      </w:r>
+      <w:r>
+        <w:t xml:space="preserve">. </w:t>
+      </w:r>
+    </w:p>
+    <w:p>
+      <w:pPr>
+        <w:pStyle w:val="ListParagraph"/>
+        <w:numPr>
+          <w:ilvl w:val="0"/>
+          <w:numId w:val="4"/>
+        </w:numPr>
+      </w:pPr>
+      <w:r>
+        <w:t>Go to Fiscal-Futures project and click the green “&lt; &gt; Code” button and get the project link to join your computer and GitHub.</w:t>
+      </w:r>
+    </w:p>
+    <w:p>
+      <w:pPr>
+        <w:pStyle w:val="ListParagraph"/>
+        <w:numPr>
+          <w:ilvl w:val="1"/>
+          <w:numId w:val="4"/>
+        </w:numPr>
+      </w:pPr>
+      <w:r>
+        <w:t xml:space="preserve">HTTPS link is fine and easiest if you are only pulling the data. If you want to push updates and modify the website, you will most likely need the SSH password connected key and connection method. </w:t>
+      </w:r>
+      <w:hyperlink r:id="rId7" w:history="1">
+        <w:r>
+          <w:rPr>
+            <w:rStyle w:val="Hyperlink"/>
+          </w:rPr>
+          <w:t>There are steps to this online</w:t>
+        </w:r>
+      </w:hyperlink>
+      <w:r>
+        <w:t xml:space="preserve"> that can be followed (that’s how I learned how to do it and have to re-google it every time I’ve had to set it up).</w:t>
+      </w:r>
+    </w:p>
+    <w:p>
+      <w:pPr>
+        <w:ind w:left="720" w:hanging="360"/>
+      </w:pPr>
+      <w:r>
+        <w:drawing>
+          <wp:inline distT="0" distB="0" distL="0" distR="0" wp14:anchorId="4796F2EE" wp14:editId="73718283">
+            <wp:extent cx="5943600" cy="2484755"/>
+            <wp:effectExtent l="0" t="0" r="0" b="0"/>
+            <wp:docPr id="1847415474" name="Picture 1"/>
+            <wp:cNvGraphicFramePr>
+              <a:graphicFrameLocks xmlns:a="http://schemas.openxmlformats.org/drawingml/2006/main" noChangeAspect="1"/>
+            </wp:cNvGraphicFramePr>
+            <a:graphic xmlns:a="http://schemas.openxmlformats.org/drawingml/2006/main">
+              <a:graphicData uri="http://schemas.openxmlformats.org/drawingml/2006/picture">
+                <pic:pic xmlns:pic="http://schemas.openxmlformats.org/drawingml/2006/picture">
+                  <pic:nvPicPr>
+                    <pic:cNvPr id="1847415474" name=""/>
+                    <pic:cNvPicPr/>
+                  </pic:nvPicPr>
+                  <pic:blipFill>
+                    <a:blip r:embed="rId8"/>
+                    <a:stretch>
+                      <a:fillRect/>
+                    </a:stretch>
+                  </pic:blipFill>
+                  <pic:spPr>
+                    <a:xfrm>
+                      <a:off x="0" y="0"/>
+                      <a:ext cx="5943600" cy="2484755"/>
+                    </a:xfrm>
+                    <a:prstGeom prst="rect">
+                      <a:avLst/>
+                    </a:prstGeom>
+                  </pic:spPr>
+                </pic:pic>
+              </a:graphicData>
+            </a:graphic>
+          </wp:inline>
+        </w:drawing>
+      </w:r>
+    </w:p>
+    <w:p>
+      <w:pPr>
+        <w:pStyle w:val="ListParagraph"/>
+        <w:numPr>
+          <w:ilvl w:val="0"/>
+          <w:numId w:val="4"/>
+        </w:numPr>
+      </w:pPr>
+      <w:r>
+        <w:t>Open RStudio</w:t>
+      </w:r>
+      <w:r>
+        <w:t xml:space="preserve">. File &gt; New Project &gt; Version Control &gt; Git &gt; </w:t>
+      </w:r>
+      <w:r>
+        <w:t xml:space="preserve">Choose folder location for the project. </w:t>
+      </w:r>
+      <w:r>
+        <w:t xml:space="preserve">paste in the link from </w:t>
+      </w:r>
+      <w:r>
+        <w:t>GitHub</w:t>
+      </w:r>
+      <w:r>
+        <w:t>.</w:t>
+      </w:r>
+    </w:p>
+    <w:p>
+      <w:r>
+        <w:lastRenderedPageBreak/>
+        <w:drawing>
+          <wp:inline distT="0" distB="0" distL="0" distR="0" wp14:anchorId="13F98284" wp14:editId="2D72FC5C">
+            <wp:extent cx="5943600" cy="4025900"/>
+            <wp:effectExtent l="0" t="0" r="0" b="0"/>
+            <wp:docPr id="1908080728" name="Picture 1"/>
+            <wp:cNvGraphicFramePr>
+              <a:graphicFrameLocks xmlns:a="http://schemas.openxmlformats.org/drawingml/2006/main" noChangeAspect="1"/>
+            </wp:cNvGraphicFramePr>
+            <a:graphic xmlns:a="http://schemas.openxmlformats.org/drawingml/2006/main">
+              <a:graphicData uri="http://schemas.openxmlformats.org/drawingml/2006/picture">
+                <pic:pic xmlns:pic="http://schemas.openxmlformats.org/drawingml/2006/picture">
+                  <pic:nvPicPr>
+                    <pic:cNvPr id="1908080728" name=""/>
+                    <pic:cNvPicPr/>
+                  </pic:nvPicPr>
+                  <pic:blipFill>
+                    <a:blip r:embed="rId9"/>
+                    <a:stretch>
+                      <a:fillRect/>
+                    </a:stretch>
+                  </pic:blipFill>
+                  <pic:spPr>
+                    <a:xfrm>
+                      <a:off x="0" y="0"/>
+                      <a:ext cx="5943600" cy="4025900"/>
+                    </a:xfrm>
+                    <a:prstGeom prst="rect">
+                      <a:avLst/>
+                    </a:prstGeom>
+                  </pic:spPr>
+                </pic:pic>
+              </a:graphicData>
+            </a:graphic>
+          </wp:inline>
+        </w:drawing>
+      </w:r>
+    </w:p>
+    <w:p/>
+    <w:p>
+      <w:pPr>
+        <w:pStyle w:val="Title"/>
+        <w:rPr>
+          <w:sz w:val="48"/>
+          <w:szCs w:val="48"/>
+        </w:rPr>
+      </w:pPr>
+      <w:r>
+        <w:rPr>
+          <w:sz w:val="48"/>
+          <w:szCs w:val="48"/>
+        </w:rPr>
+        <w:t>How to update the Fiscal Future GitHub Data</w:t>
+      </w:r>
+    </w:p>
+    <w:p>
+      <w:pPr>
+        <w:pStyle w:val="ListParagraph"/>
+        <w:numPr>
+          <w:ilvl w:val="0"/>
+          <w:numId w:val="4"/>
+        </w:numPr>
+      </w:pPr>
+      <w:r>
+        <w:t xml:space="preserve">Refresh files on your computer by Using Git &gt; Pull. </w:t>
+      </w:r>
+    </w:p>
+    <w:p>
+      <w:pPr>
+        <w:pStyle w:val="ListParagraph"/>
+      </w:pPr>
+      <w:r>
+        <w:drawing>
+          <wp:inline distT="0" distB="0" distL="0" distR="0" wp14:anchorId="1EE7C5A6" wp14:editId="66ADD333">
+            <wp:extent cx="5943600" cy="3015615"/>
+            <wp:effectExtent l="0" t="0" r="0" b="0"/>
+            <wp:docPr id="631157964" name="Picture 1"/>
+            <wp:cNvGraphicFramePr>
+              <a:graphicFrameLocks xmlns:a="http://schemas.openxmlformats.org/drawingml/2006/main" noChangeAspect="1"/>
+            </wp:cNvGraphicFramePr>
+            <a:graphic xmlns:a="http://schemas.openxmlformats.org/drawingml/2006/main">
+              <a:graphicData uri="http://schemas.openxmlformats.org/drawingml/2006/picture">
+                <pic:pic xmlns:pic="http://schemas.openxmlformats.org/drawingml/2006/picture">
+                  <pic:nvPicPr>
+                    <pic:cNvPr id="631157964" name=""/>
+                    <pic:cNvPicPr/>
+                  </pic:nvPicPr>
+                  <pic:blipFill>
+                    <a:blip r:embed="rId10"/>
+                    <a:stretch>
+                      <a:fillRect/>
+                    </a:stretch>
+                  </pic:blipFill>
+                  <pic:spPr>
+                    <a:xfrm>
+                      <a:off x="0" y="0"/>
+                      <a:ext cx="5943600" cy="3015615"/>
+                    </a:xfrm>
+                    <a:prstGeom prst="rect">
+                      <a:avLst/>
+                    </a:prstGeom>
+                  </pic:spPr>
+                </pic:pic>
+              </a:graphicData>
+            </a:graphic>
+          </wp:inline>
+        </w:drawing>
+      </w:r>
+    </w:p>
+    <w:p>
+      <w:pPr>
+        <w:pStyle w:val="ListParagraph"/>
+        <w:numPr>
+          <w:ilvl w:val="0"/>
+          <w:numId w:val="4"/>
+        </w:numPr>
+      </w:pPr>
+      <w:r>
+        <w:lastRenderedPageBreak/>
+        <w:t xml:space="preserve">Move </w:t>
+      </w:r>
+      <w:r>
+        <w:t xml:space="preserve">raw </w:t>
+      </w:r>
+      <w:r>
+        <w:t>FOIA-ed files from GOMB into Fiscal-Future</w:t>
+      </w:r>
+      <w:r>
+        <w:t>s</w:t>
+      </w:r>
+      <w:r>
+        <w:t>/inputs/ioc_data_received/ expenditures or the revenues folder</w:t>
+      </w:r>
+      <w:r>
+        <w:t>.</w:t>
+      </w:r>
+    </w:p>
+    <w:p>
+      <w:pPr>
+        <w:pStyle w:val="ListParagraph"/>
+        <w:numPr>
+          <w:ilvl w:val="0"/>
+          <w:numId w:val="4"/>
+        </w:numPr>
+      </w:pPr>
+      <w:r>
         <w:t xml:space="preserve">Create folder in </w:t>
       </w:r>
       <w:r>
-        <w:t>Fiscal Futures IGPA/Fiscal-Future-Topics/data/</w:t>
+        <w:t>Fiscal Futures IGPA/Fiscal-Future</w:t>
+      </w:r>
+      <w:r>
+        <w:t>s</w:t>
+      </w:r>
+      <w:r>
+        <w:t>/data/</w:t>
       </w:r>
       <w:r>
         <w:t xml:space="preserve">NEW FOLDER </w:t>
@@ -156,23 +385,7 @@
         <w:t xml:space="preserve"> in code</w:t>
       </w:r>
       <w:r>
-        <w:t xml:space="preserve"> can find the correct folder in code files and </w:t>
-      </w:r>
-      <w:proofErr w:type="spellStart"/>
-      <w:r>
-        <w:t>rev_temp</w:t>
-      </w:r>
-      <w:proofErr w:type="spellEnd"/>
-      <w:r>
-        <w:t xml:space="preserve"> and </w:t>
-      </w:r>
-      <w:proofErr w:type="spellStart"/>
-      <w:r>
-        <w:t>exp_temp</w:t>
-      </w:r>
-      <w:proofErr w:type="spellEnd"/>
-      <w:r>
-        <w:t xml:space="preserve"> files that will be created for the new fiscal year. </w:t>
+        <w:t xml:space="preserve"> can find the correct folder in code files and rev_temp and exp_temp files that will be created for the new fiscal year. </w:t>
       </w:r>
     </w:p>
     <w:p>
@@ -180,7 +393,7 @@
         <w:pStyle w:val="ListParagraph"/>
         <w:numPr>
           <w:ilvl w:val="0"/>
-          <w:numId w:val="1"/>
+          <w:numId w:val="4"/>
         </w:numPr>
       </w:pPr>
       <w:r>
@@ -191,19 +404,10 @@
           <w:b/>
           <w:bCs/>
         </w:rPr>
-        <w:t>code-</w:t>
-      </w:r>
-      <w:proofErr w:type="spellStart"/>
-      <w:r>
-        <w:rPr>
-          <w:b/>
-          <w:bCs/>
-        </w:rPr>
-        <w:t>cleaning.qmd</w:t>
-      </w:r>
-      <w:proofErr w:type="spellEnd"/>
-      <w:r>
-        <w:t xml:space="preserve"> in Fiscal-Futures-Topics R project.</w:t>
+        <w:t>code-cleaning.qmd</w:t>
+      </w:r>
+      <w:r>
+        <w:t xml:space="preserve"> in Fiscal-Futures R project.</w:t>
       </w:r>
       <w:r>
         <w:t xml:space="preserve"> NOTE you need to manually run the chunks. They are set to EVAL == FALSE. </w:t>
@@ -215,23 +419,10 @@
         <w:t>There is one chunk called “</w:t>
       </w:r>
       <w:r>
-        <w:t>historic-create-rev-csv-</w:t>
-      </w:r>
-      <w:proofErr w:type="spellStart"/>
-      <w:r>
-        <w:t>dtafiles</w:t>
-      </w:r>
-      <w:proofErr w:type="spellEnd"/>
-      <w:r>
-        <w:t xml:space="preserve">” that you do not need to run. It is for </w:t>
-      </w:r>
-      <w:proofErr w:type="gramStart"/>
-      <w:r>
-        <w:t>historic</w:t>
-      </w:r>
-      <w:proofErr w:type="gramEnd"/>
-      <w:r>
-        <w:t xml:space="preserve"> documentation only. </w:t>
+        <w:t>historic-create-rev-csv-dtafiles</w:t>
+      </w:r>
+      <w:r>
+        <w:t xml:space="preserve">” that you do not need to run. It is for historic documentation only. </w:t>
       </w:r>
     </w:p>
     <w:p>
@@ -291,15 +482,7 @@
         <w:t>d</w:t>
       </w:r>
       <w:r>
-        <w:t xml:space="preserve"> new and reused funds, agencies, organizations, etc.</w:t>
-      </w:r>
-      <w:proofErr w:type="gramStart"/>
-      <w:r>
-        <w:t xml:space="preserve"> anything</w:t>
-      </w:r>
-      <w:proofErr w:type="gramEnd"/>
-      <w:r>
-        <w:t xml:space="preserve"> that has changed from previous fiscal years.</w:t>
+        <w:t xml:space="preserve"> new and reused funds, agencies, organizations, etc. anything that has changed from previous fiscal years.</w:t>
       </w:r>
     </w:p>
     <w:p>
@@ -311,15 +494,7 @@
         </w:numPr>
       </w:pPr>
       <w:r>
-        <w:t xml:space="preserve">Make a document or show the research team somehow the new funds or revenue sources so that decisions can be made on </w:t>
-      </w:r>
-      <w:proofErr w:type="gramStart"/>
-      <w:r>
-        <w:t>if</w:t>
-      </w:r>
-      <w:proofErr w:type="gramEnd"/>
-      <w:r>
-        <w:t xml:space="preserve"> they should be included in the fiscal gap or not. </w:t>
+        <w:t xml:space="preserve">Make a document or show the research team somehow the new funds or revenue sources so that decisions can be made on if they should be included in the fiscal gap or not. </w:t>
       </w:r>
     </w:p>
     <w:p>
@@ -330,38 +505,14 @@
           <w:numId w:val="1"/>
         </w:numPr>
       </w:pPr>
-      <w:proofErr w:type="gramStart"/>
-      <w:r>
-        <w:lastRenderedPageBreak/>
-        <w:t>Usually</w:t>
-      </w:r>
-      <w:proofErr w:type="gramEnd"/>
-      <w:r>
-        <w:t xml:space="preserve"> a table of the output from code-</w:t>
-      </w:r>
-      <w:proofErr w:type="spellStart"/>
-      <w:r>
-        <w:t>cleaning.qmd</w:t>
-      </w:r>
-      <w:proofErr w:type="spellEnd"/>
-      <w:r>
-        <w:t xml:space="preserve"> is screenshotted or shown somehow to the group and the RA searches what the funds are supposed to be used for. Add column for if it is a name change, not new, new. Etc. Identify what rev source group it should be included </w:t>
-      </w:r>
-      <w:proofErr w:type="gramStart"/>
-      <w:r>
-        <w:t>as</w:t>
-      </w:r>
-      <w:proofErr w:type="gramEnd"/>
-      <w:r>
-        <w:t xml:space="preserve">. See past examples </w:t>
-      </w:r>
-      <w:proofErr w:type="gramStart"/>
-      <w:r>
-        <w:t>if</w:t>
-      </w:r>
-      <w:proofErr w:type="gramEnd"/>
-      <w:r>
-        <w:t xml:space="preserve"> confused!</w:t>
+      <w:r>
+        <w:t>Usually a table of the output from code-cleaning.qmd is screenshotted or shown somehow to the group and the RA searches what the funds are supposed to be used for. Add column for if it is a name change, not new, new. Etc. Identify what rev source group it should be included as.</w:t>
+      </w:r>
+      <w:r>
+        <w:t xml:space="preserve"> </w:t>
+      </w:r>
+      <w:r>
+        <w:t xml:space="preserve"> See past examples if confused!</w:t>
       </w:r>
     </w:p>
     <w:p>
@@ -389,7 +540,7 @@
         <w:pStyle w:val="ListParagraph"/>
         <w:numPr>
           <w:ilvl w:val="0"/>
-          <w:numId w:val="1"/>
+          <w:numId w:val="4"/>
         </w:numPr>
       </w:pPr>
       <w:r>
@@ -428,27 +579,11 @@
         <w:pStyle w:val="ListParagraph"/>
         <w:numPr>
           <w:ilvl w:val="0"/>
-          <w:numId w:val="1"/>
+          <w:numId w:val="4"/>
         </w:numPr>
       </w:pPr>
       <w:r>
-        <w:t xml:space="preserve">Update </w:t>
-      </w:r>
-      <w:proofErr w:type="spellStart"/>
-      <w:r>
-        <w:t>current_year</w:t>
-      </w:r>
-      <w:proofErr w:type="spellEnd"/>
-      <w:r>
-        <w:t xml:space="preserve"> in </w:t>
-      </w:r>
-      <w:proofErr w:type="spellStart"/>
-      <w:r>
-        <w:t>Everything_changepensions.qmd</w:t>
-      </w:r>
-      <w:proofErr w:type="spellEnd"/>
-      <w:r>
-        <w:t xml:space="preserve"> file </w:t>
+        <w:t xml:space="preserve">Update current_year in Everything_changepensions.qmd file </w:t>
       </w:r>
     </w:p>
     <w:sectPr>
@@ -664,11 +799,304 @@
       </w:rPr>
     </w:lvl>
   </w:abstractNum>
+  <w:abstractNum w:abstractNumId="2" w15:restartNumberingAfterBreak="0">
+    <w:nsid w:val="1F0B14C9"/>
+    <w:multiLevelType w:val="hybridMultilevel"/>
+    <w:tmpl w:val="13D05744"/>
+    <w:lvl w:ilvl="0" w:tplc="0409000F">
+      <w:start w:val="1"/>
+      <w:numFmt w:val="decimal"/>
+      <w:lvlText w:val="%1."/>
+      <w:lvlJc w:val="left"/>
+      <w:pPr>
+        <w:ind w:left="1080" w:hanging="360"/>
+      </w:pPr>
+    </w:lvl>
+    <w:lvl w:ilvl="1" w:tplc="04090019" w:tentative="1">
+      <w:start w:val="1"/>
+      <w:numFmt w:val="lowerLetter"/>
+      <w:lvlText w:val="%2."/>
+      <w:lvlJc w:val="left"/>
+      <w:pPr>
+        <w:ind w:left="1800" w:hanging="360"/>
+      </w:pPr>
+    </w:lvl>
+    <w:lvl w:ilvl="2" w:tplc="0409001B" w:tentative="1">
+      <w:start w:val="1"/>
+      <w:numFmt w:val="lowerRoman"/>
+      <w:lvlText w:val="%3."/>
+      <w:lvlJc w:val="right"/>
+      <w:pPr>
+        <w:ind w:left="2520" w:hanging="180"/>
+      </w:pPr>
+    </w:lvl>
+    <w:lvl w:ilvl="3" w:tplc="0409000F" w:tentative="1">
+      <w:start w:val="1"/>
+      <w:numFmt w:val="decimal"/>
+      <w:lvlText w:val="%4."/>
+      <w:lvlJc w:val="left"/>
+      <w:pPr>
+        <w:ind w:left="3240" w:hanging="360"/>
+      </w:pPr>
+    </w:lvl>
+    <w:lvl w:ilvl="4" w:tplc="04090019" w:tentative="1">
+      <w:start w:val="1"/>
+      <w:numFmt w:val="lowerLetter"/>
+      <w:lvlText w:val="%5."/>
+      <w:lvlJc w:val="left"/>
+      <w:pPr>
+        <w:ind w:left="3960" w:hanging="360"/>
+      </w:pPr>
+    </w:lvl>
+    <w:lvl w:ilvl="5" w:tplc="0409001B" w:tentative="1">
+      <w:start w:val="1"/>
+      <w:numFmt w:val="lowerRoman"/>
+      <w:lvlText w:val="%6."/>
+      <w:lvlJc w:val="right"/>
+      <w:pPr>
+        <w:ind w:left="4680" w:hanging="180"/>
+      </w:pPr>
+    </w:lvl>
+    <w:lvl w:ilvl="6" w:tplc="0409000F" w:tentative="1">
+      <w:start w:val="1"/>
+      <w:numFmt w:val="decimal"/>
+      <w:lvlText w:val="%7."/>
+      <w:lvlJc w:val="left"/>
+      <w:pPr>
+        <w:ind w:left="5400" w:hanging="360"/>
+      </w:pPr>
+    </w:lvl>
+    <w:lvl w:ilvl="7" w:tplc="04090019" w:tentative="1">
+      <w:start w:val="1"/>
+      <w:numFmt w:val="lowerLetter"/>
+      <w:lvlText w:val="%8."/>
+      <w:lvlJc w:val="left"/>
+      <w:pPr>
+        <w:ind w:left="6120" w:hanging="360"/>
+      </w:pPr>
+    </w:lvl>
+    <w:lvl w:ilvl="8" w:tplc="0409001B" w:tentative="1">
+      <w:start w:val="1"/>
+      <w:numFmt w:val="lowerRoman"/>
+      <w:lvlText w:val="%9."/>
+      <w:lvlJc w:val="right"/>
+      <w:pPr>
+        <w:ind w:left="6840" w:hanging="180"/>
+      </w:pPr>
+    </w:lvl>
+  </w:abstractNum>
+  <w:abstractNum w:abstractNumId="3" w15:restartNumberingAfterBreak="0">
+    <w:nsid w:val="56D0315F"/>
+    <w:multiLevelType w:val="hybridMultilevel"/>
+    <w:tmpl w:val="A2309826"/>
+    <w:lvl w:ilvl="0" w:tplc="FBB6072C">
+      <w:numFmt w:val="bullet"/>
+      <w:lvlText w:val="-"/>
+      <w:lvlJc w:val="left"/>
+      <w:pPr>
+        <w:ind w:left="720" w:hanging="360"/>
+      </w:pPr>
+      <w:rPr>
+        <w:rFonts w:ascii="Times New Roman" w:eastAsiaTheme="minorHAnsi" w:hAnsi="Times New Roman" w:cs="Times New Roman" w:hint="default"/>
+      </w:rPr>
+    </w:lvl>
+    <w:lvl w:ilvl="1" w:tplc="04090003" w:tentative="1">
+      <w:start w:val="1"/>
+      <w:numFmt w:val="bullet"/>
+      <w:lvlText w:val="o"/>
+      <w:lvlJc w:val="left"/>
+      <w:pPr>
+        <w:ind w:left="1440" w:hanging="360"/>
+      </w:pPr>
+      <w:rPr>
+        <w:rFonts w:ascii="Courier New" w:hAnsi="Courier New" w:cs="Courier New" w:hint="default"/>
+      </w:rPr>
+    </w:lvl>
+    <w:lvl w:ilvl="2" w:tplc="04090005" w:tentative="1">
+      <w:start w:val="1"/>
+      <w:numFmt w:val="bullet"/>
+      <w:lvlText w:val=""/>
+      <w:lvlJc w:val="left"/>
+      <w:pPr>
+        <w:ind w:left="2160" w:hanging="360"/>
+      </w:pPr>
+      <w:rPr>
+        <w:rFonts w:ascii="Wingdings" w:hAnsi="Wingdings" w:hint="default"/>
+      </w:rPr>
+    </w:lvl>
+    <w:lvl w:ilvl="3" w:tplc="04090001" w:tentative="1">
+      <w:start w:val="1"/>
+      <w:numFmt w:val="bullet"/>
+      <w:lvlText w:val=""/>
+      <w:lvlJc w:val="left"/>
+      <w:pPr>
+        <w:ind w:left="2880" w:hanging="360"/>
+      </w:pPr>
+      <w:rPr>
+        <w:rFonts w:ascii="Symbol" w:hAnsi="Symbol" w:hint="default"/>
+      </w:rPr>
+    </w:lvl>
+    <w:lvl w:ilvl="4" w:tplc="04090003" w:tentative="1">
+      <w:start w:val="1"/>
+      <w:numFmt w:val="bullet"/>
+      <w:lvlText w:val="o"/>
+      <w:lvlJc w:val="left"/>
+      <w:pPr>
+        <w:ind w:left="3600" w:hanging="360"/>
+      </w:pPr>
+      <w:rPr>
+        <w:rFonts w:ascii="Courier New" w:hAnsi="Courier New" w:cs="Courier New" w:hint="default"/>
+      </w:rPr>
+    </w:lvl>
+    <w:lvl w:ilvl="5" w:tplc="04090005" w:tentative="1">
+      <w:start w:val="1"/>
+      <w:numFmt w:val="bullet"/>
+      <w:lvlText w:val=""/>
+      <w:lvlJc w:val="left"/>
+      <w:pPr>
+        <w:ind w:left="4320" w:hanging="360"/>
+      </w:pPr>
+      <w:rPr>
+        <w:rFonts w:ascii="Wingdings" w:hAnsi="Wingdings" w:hint="default"/>
+      </w:rPr>
+    </w:lvl>
+    <w:lvl w:ilvl="6" w:tplc="04090001" w:tentative="1">
+      <w:start w:val="1"/>
+      <w:numFmt w:val="bullet"/>
+      <w:lvlText w:val=""/>
+      <w:lvlJc w:val="left"/>
+      <w:pPr>
+        <w:ind w:left="5040" w:hanging="360"/>
+      </w:pPr>
+      <w:rPr>
+        <w:rFonts w:ascii="Symbol" w:hAnsi="Symbol" w:hint="default"/>
+      </w:rPr>
+    </w:lvl>
+    <w:lvl w:ilvl="7" w:tplc="04090003" w:tentative="1">
+      <w:start w:val="1"/>
+      <w:numFmt w:val="bullet"/>
+      <w:lvlText w:val="o"/>
+      <w:lvlJc w:val="left"/>
+      <w:pPr>
+        <w:ind w:left="5760" w:hanging="360"/>
+      </w:pPr>
+      <w:rPr>
+        <w:rFonts w:ascii="Courier New" w:hAnsi="Courier New" w:cs="Courier New" w:hint="default"/>
+      </w:rPr>
+    </w:lvl>
+    <w:lvl w:ilvl="8" w:tplc="04090005" w:tentative="1">
+      <w:start w:val="1"/>
+      <w:numFmt w:val="bullet"/>
+      <w:lvlText w:val=""/>
+      <w:lvlJc w:val="left"/>
+      <w:pPr>
+        <w:ind w:left="6480" w:hanging="360"/>
+      </w:pPr>
+      <w:rPr>
+        <w:rFonts w:ascii="Wingdings" w:hAnsi="Wingdings" w:hint="default"/>
+      </w:rPr>
+    </w:lvl>
+  </w:abstractNum>
+  <w:abstractNum w:abstractNumId="4" w15:restartNumberingAfterBreak="0">
+    <w:nsid w:val="59F26AAF"/>
+    <w:multiLevelType w:val="hybridMultilevel"/>
+    <w:tmpl w:val="28BC0800"/>
+    <w:lvl w:ilvl="0" w:tplc="0409000F">
+      <w:start w:val="1"/>
+      <w:numFmt w:val="decimal"/>
+      <w:lvlText w:val="%1."/>
+      <w:lvlJc w:val="left"/>
+      <w:pPr>
+        <w:ind w:left="1080" w:hanging="360"/>
+      </w:pPr>
+    </w:lvl>
+    <w:lvl w:ilvl="1" w:tplc="04090019">
+      <w:start w:val="1"/>
+      <w:numFmt w:val="lowerLetter"/>
+      <w:lvlText w:val="%2."/>
+      <w:lvlJc w:val="left"/>
+      <w:pPr>
+        <w:ind w:left="1800" w:hanging="360"/>
+      </w:pPr>
+    </w:lvl>
+    <w:lvl w:ilvl="2" w:tplc="0409001B" w:tentative="1">
+      <w:start w:val="1"/>
+      <w:numFmt w:val="lowerRoman"/>
+      <w:lvlText w:val="%3."/>
+      <w:lvlJc w:val="right"/>
+      <w:pPr>
+        <w:ind w:left="2520" w:hanging="180"/>
+      </w:pPr>
+    </w:lvl>
+    <w:lvl w:ilvl="3" w:tplc="0409000F" w:tentative="1">
+      <w:start w:val="1"/>
+      <w:numFmt w:val="decimal"/>
+      <w:lvlText w:val="%4."/>
+      <w:lvlJc w:val="left"/>
+      <w:pPr>
+        <w:ind w:left="3240" w:hanging="360"/>
+      </w:pPr>
+    </w:lvl>
+    <w:lvl w:ilvl="4" w:tplc="04090019" w:tentative="1">
+      <w:start w:val="1"/>
+      <w:numFmt w:val="lowerLetter"/>
+      <w:lvlText w:val="%5."/>
+      <w:lvlJc w:val="left"/>
+      <w:pPr>
+        <w:ind w:left="3960" w:hanging="360"/>
+      </w:pPr>
+    </w:lvl>
+    <w:lvl w:ilvl="5" w:tplc="0409001B" w:tentative="1">
+      <w:start w:val="1"/>
+      <w:numFmt w:val="lowerRoman"/>
+      <w:lvlText w:val="%6."/>
+      <w:lvlJc w:val="right"/>
+      <w:pPr>
+        <w:ind w:left="4680" w:hanging="180"/>
+      </w:pPr>
+    </w:lvl>
+    <w:lvl w:ilvl="6" w:tplc="0409000F" w:tentative="1">
+      <w:start w:val="1"/>
+      <w:numFmt w:val="decimal"/>
+      <w:lvlText w:val="%7."/>
+      <w:lvlJc w:val="left"/>
+      <w:pPr>
+        <w:ind w:left="5400" w:hanging="360"/>
+      </w:pPr>
+    </w:lvl>
+    <w:lvl w:ilvl="7" w:tplc="04090019" w:tentative="1">
+      <w:start w:val="1"/>
+      <w:numFmt w:val="lowerLetter"/>
+      <w:lvlText w:val="%8."/>
+      <w:lvlJc w:val="left"/>
+      <w:pPr>
+        <w:ind w:left="6120" w:hanging="360"/>
+      </w:pPr>
+    </w:lvl>
+    <w:lvl w:ilvl="8" w:tplc="0409001B" w:tentative="1">
+      <w:start w:val="1"/>
+      <w:numFmt w:val="lowerRoman"/>
+      <w:lvlText w:val="%9."/>
+      <w:lvlJc w:val="right"/>
+      <w:pPr>
+        <w:ind w:left="6840" w:hanging="180"/>
+      </w:pPr>
+    </w:lvl>
+  </w:abstractNum>
   <w:num w:numId="1" w16cid:durableId="1958828968">
     <w:abstractNumId w:val="0"/>
   </w:num>
   <w:num w:numId="2" w16cid:durableId="832140988">
     <w:abstractNumId w:val="1"/>
+  </w:num>
+  <w:num w:numId="3" w16cid:durableId="188957102">
+    <w:abstractNumId w:val="3"/>
+  </w:num>
+  <w:num w:numId="4" w16cid:durableId="671223040">
+    <w:abstractNumId w:val="4"/>
+  </w:num>
+  <w:num w:numId="5" w16cid:durableId="560409149">
+    <w:abstractNumId w:val="2"/>
   </w:num>
 </w:numbering>
 </file>
@@ -1286,7 +1714,6 @@
   <w:style w:type="character" w:default="1" w:styleId="DefaultParagraphFont">
     <w:name w:val="Default Paragraph Font"/>
     <w:uiPriority w:val="1"/>
-    <w:semiHidden/>
     <w:unhideWhenUsed/>
   </w:style>
   <w:style w:type="table" w:default="1" w:styleId="TableNormal">
@@ -1634,6 +2061,29 @@
       <w:smallCaps/>
       <w:color w:val="0F4761" w:themeColor="accent1" w:themeShade="BF"/>
       <w:spacing w:val="5"/>
+    </w:rPr>
+  </w:style>
+  <w:style w:type="character" w:styleId="Hyperlink">
+    <w:name w:val="Hyperlink"/>
+    <w:basedOn w:val="DefaultParagraphFont"/>
+    <w:uiPriority w:val="99"/>
+    <w:unhideWhenUsed/>
+    <w:rsid w:val="00211AD0"/>
+    <w:rPr>
+      <w:color w:val="467886" w:themeColor="hyperlink"/>
+      <w:u w:val="single"/>
+    </w:rPr>
+  </w:style>
+  <w:style w:type="character" w:styleId="UnresolvedMention">
+    <w:name w:val="Unresolved Mention"/>
+    <w:basedOn w:val="DefaultParagraphFont"/>
+    <w:uiPriority w:val="99"/>
+    <w:semiHidden/>
+    <w:unhideWhenUsed/>
+    <w:rsid w:val="00211AD0"/>
+    <w:rPr>
+      <w:color w:val="605E5C"/>
+      <w:shd w:val="clear" w:color="auto" w:fill="E1DFDD"/>
     </w:rPr>
   </w:style>
 </w:styles>
